--- a/client/public/Templates/Recidential Certificate.docx
+++ b/client/public/Templates/Recidential Certificate.docx
@@ -214,12 +214,11 @@
         <w:rPr>
           <w:rFonts w:ascii="Times New Roman" w:hAnsi="Times New Roman" w:cs="Times New Roman"/>
         </w:rPr>
-        <w:t>This is to certify that _____</w:t>
-      </w:r>
-      <w:r>
-        <w:rPr>
-          <w:rFonts w:ascii="Times New Roman" w:hAnsi="Times New Roman" w:cs="Times New Roman"/>
-          <w:u w:val="single"/>
+        <w:t xml:space="preserve">This is to certify that </w:t>
+      </w:r>
+      <w:r>
+        <w:rPr>
+          <w:rFonts w:ascii="Times New Roman" w:hAnsi="Times New Roman" w:cs="Times New Roman"/>
         </w:rPr>
         <w:t>{Full Name}</w:t>
       </w:r>
@@ -227,52 +226,23 @@
         <w:rPr>
           <w:rFonts w:ascii="Times New Roman" w:hAnsi="Times New Roman" w:cs="Times New Roman"/>
         </w:rPr>
-        <w:t>____,</w:t>
-      </w:r>
-      <w:r>
-        <w:rPr>
-          <w:rFonts w:ascii="Times New Roman" w:hAnsi="Times New Roman" w:cs="Times New Roman"/>
-        </w:rPr>
-        <w:t xml:space="preserve"> ___</w:t>
-      </w:r>
-      <w:r>
-        <w:rPr>
-          <w:rFonts w:ascii="Times New Roman" w:hAnsi="Times New Roman" w:cs="Times New Roman"/>
-          <w:u w:val="single"/>
-        </w:rPr>
-        <w:t>{</w:t>
-      </w:r>
-      <w:r>
-        <w:rPr>
-          <w:rFonts w:ascii="Times New Roman" w:hAnsi="Times New Roman" w:cs="Times New Roman"/>
-          <w:u w:val="single"/>
-        </w:rPr>
-        <w:t>Age</w:t>
-      </w:r>
-      <w:r>
-        <w:rPr>
-          <w:rFonts w:ascii="Times New Roman" w:hAnsi="Times New Roman" w:cs="Times New Roman"/>
-          <w:u w:val="single"/>
-        </w:rPr>
-        <w:t>}</w:t>
-      </w:r>
-      <w:r>
-        <w:rPr>
-          <w:rFonts w:ascii="Times New Roman" w:hAnsi="Times New Roman" w:cs="Times New Roman"/>
-          <w:u w:val="single"/>
-        </w:rPr>
-        <w:t>___</w:t>
-      </w:r>
-      <w:r>
-        <w:rPr>
-          <w:rFonts w:ascii="Times New Roman" w:hAnsi="Times New Roman" w:cs="Times New Roman"/>
-        </w:rPr>
-        <w:t xml:space="preserve"> year of age is a resident of __________</w:t>
-      </w:r>
-      <w:r>
-        <w:rPr>
-          <w:rFonts w:ascii="Times New Roman" w:hAnsi="Times New Roman" w:cs="Times New Roman"/>
-          <w:u w:val="single"/>
+        <w:t>,</w:t>
+      </w:r>
+      <w:r>
+        <w:rPr>
+          <w:rFonts w:ascii="Times New Roman" w:hAnsi="Times New Roman" w:cs="Times New Roman"/>
+        </w:rPr>
+        <w:t xml:space="preserve"> {Age}</w:t>
+      </w:r>
+      <w:r>
+        <w:rPr>
+          <w:rFonts w:ascii="Times New Roman" w:hAnsi="Times New Roman" w:cs="Times New Roman"/>
+        </w:rPr>
+        <w:t xml:space="preserve"> year of age is a resident of </w:t>
+      </w:r>
+      <w:r>
+        <w:rPr>
+          <w:rFonts w:ascii="Times New Roman" w:hAnsi="Times New Roman" w:cs="Times New Roman"/>
         </w:rPr>
         <w:t>{House Address}</w:t>
       </w:r>
@@ -280,12 +250,11 @@
         <w:rPr>
           <w:rFonts w:ascii="Times New Roman" w:hAnsi="Times New Roman" w:cs="Times New Roman"/>
         </w:rPr>
-        <w:t xml:space="preserve">__________, Barangay Parian, Calamba City, Laguna since </w:t>
-      </w:r>
-      <w:r>
-        <w:rPr>
-          <w:rFonts w:ascii="Times New Roman" w:hAnsi="Times New Roman" w:cs="Times New Roman"/>
-          <w:u w:val="single"/>
+        <w:t xml:space="preserve">, Barangay Parian, Calamba City, Laguna since </w:t>
+      </w:r>
+      <w:r>
+        <w:rPr>
+          <w:rFonts w:ascii="Times New Roman" w:hAnsi="Times New Roman" w:cs="Times New Roman"/>
         </w:rPr>
         <w:t>{Years of Residency}</w:t>
       </w:r>
@@ -339,7 +308,59 @@
         <w:rPr>
           <w:rFonts w:ascii="Times New Roman" w:hAnsi="Times New Roman" w:cs="Times New Roman"/>
         </w:rPr>
-        <w:t>Given this ____ day of  February 2025 at Barangay Hall, Barangay Parian Calamba City Laguna.</w:t>
+        <w:t xml:space="preserve">Given this </w:t>
+      </w:r>
+      <w:r>
+        <w:rPr>
+          <w:rFonts w:ascii="Times New Roman" w:hAnsi="Times New Roman" w:cs="Times New Roman"/>
+        </w:rPr>
+        <w:t>{Current Date}</w:t>
+      </w:r>
+      <w:r>
+        <w:rPr>
+          <w:rFonts w:ascii="Times New Roman" w:hAnsi="Times New Roman" w:cs="Times New Roman"/>
+        </w:rPr>
+        <w:t xml:space="preserve"> day </w:t>
+      </w:r>
+      <w:proofErr w:type="gramStart"/>
+      <w:r>
+        <w:rPr>
+          <w:rFonts w:ascii="Times New Roman" w:hAnsi="Times New Roman" w:cs="Times New Roman"/>
+        </w:rPr>
+        <w:t xml:space="preserve">of  </w:t>
+      </w:r>
+      <w:r>
+        <w:rPr>
+          <w:rFonts w:ascii="Times New Roman" w:hAnsi="Times New Roman" w:cs="Times New Roman"/>
+        </w:rPr>
+        <w:t>{</w:t>
+      </w:r>
+      <w:proofErr w:type="gramEnd"/>
+      <w:r>
+        <w:rPr>
+          <w:rFonts w:ascii="Times New Roman" w:hAnsi="Times New Roman" w:cs="Times New Roman"/>
+        </w:rPr>
+        <w:t xml:space="preserve">Current </w:t>
+      </w:r>
+      <w:proofErr w:type="gramStart"/>
+      <w:r>
+        <w:rPr>
+          <w:rFonts w:ascii="Times New Roman" w:hAnsi="Times New Roman" w:cs="Times New Roman"/>
+        </w:rPr>
+        <w:t>Month}{</w:t>
+      </w:r>
+      <w:proofErr w:type="gramEnd"/>
+      <w:r>
+        <w:rPr>
+          <w:rFonts w:ascii="Times New Roman" w:hAnsi="Times New Roman" w:cs="Times New Roman"/>
+        </w:rPr>
+        <w:t>Current Year}</w:t>
+      </w:r>
+      <w:r>
+        <w:rPr>
+          <w:rFonts w:ascii="Times New Roman" w:hAnsi="Times New Roman" w:cs="Times New Roman"/>
+        </w:rPr>
+        <w:t xml:space="preserve"> at Barangay Hall, Barangay Parian Calamba City Laguna.</w:t>
       </w:r>
       <w:r>
         <w:rPr>
@@ -453,11 +474,40 @@
       <w:pPr>
         <w:rPr>
           <w:rFonts w:ascii="Times New Roman" w:hAnsi="Times New Roman" w:cs="Times New Roman"/>
-          <w:b/>
+          <w:bCs/>
           <w:sz w:val="24"/>
           <w:szCs w:val="20"/>
         </w:rPr>
       </w:pPr>
+      <w:r>
+        <w:rPr>
+          <w:rFonts w:ascii="Times New Roman" w:hAnsi="Times New Roman" w:cs="Times New Roman"/>
+          <w:bCs/>
+          <w:sz w:val="24"/>
+          <w:szCs w:val="20"/>
+        </w:rPr>
+        <w:t>{</w:t>
+      </w:r>
+      <w:proofErr w:type="spellStart"/>
+      <w:r>
+        <w:rPr>
+          <w:rFonts w:ascii="Times New Roman" w:hAnsi="Times New Roman" w:cs="Times New Roman"/>
+          <w:bCs/>
+          <w:sz w:val="24"/>
+          <w:szCs w:val="20"/>
+        </w:rPr>
+        <w:t>qr</w:t>
+      </w:r>
+      <w:proofErr w:type="spellEnd"/>
+      <w:r>
+        <w:rPr>
+          <w:rFonts w:ascii="Times New Roman" w:hAnsi="Times New Roman" w:cs="Times New Roman"/>
+          <w:bCs/>
+          <w:sz w:val="24"/>
+          <w:szCs w:val="20"/>
+        </w:rPr>
+        <w:t>}</w:t>
+      </w:r>
     </w:p>
     <w:p>
       <w:pPr>
